--- a/docs/ecostats_lectures/lecture_09/09_02_class_activity.docx
+++ b/docs/ecostats_lectures/lecture_09/09_02_class_activity.docx
@@ -41,7 +41,13 @@
         <w:pStyle w:val="FirstParagraph"/>
       </w:pPr>
       <w:r>
-        <w:t xml:space="preserve">This document demonstrates key concepts in correlation and regression analysis using ecological examples, focusing on:</w:t>
+        <w:t xml:space="preserve">This document demonstrates key concepts in correlation and regression</w:t>
+      </w:r>
+      <w:r>
+        <w:t xml:space="preserve"> </w:t>
+      </w:r>
+      <w:r>
+        <w:t xml:space="preserve">analysis using ecological examples, focusing on:</w:t>
       </w:r>
     </w:p>
     <w:p>
@@ -263,12 +269,11 @@
         </w:rPr>
         <w:t xml:space="preserve"># For tidy model output</w:t>
       </w:r>
-      <w:r>
-        <w:br/>
-      </w:r>
-      <w:r>
-        <w:br/>
-      </w:r>
+    </w:p>
+    <w:p>
+      <w:pPr>
+        <w:pStyle w:val="SourceCode"/>
+      </w:pPr>
       <w:r>
         <w:rPr>
           <w:rStyle w:val="CommentTok"/>
@@ -369,7 +374,7 @@
         <w:rPr>
           <w:rStyle w:val="AttributeTok"/>
         </w:rPr>
-        <w:t xml:space="preserve">proportion_black =</w:t>
+        <w:t xml:space="preserve">prop_black =</w:t>
       </w:r>
       <w:r>
         <w:rPr>
@@ -516,7 +521,7 @@
         <w:rPr>
           <w:rStyle w:val="NormalTok"/>
         </w:rPr>
-        <w:t xml:space="preserve">                      </w:t>
+        <w:t xml:space="preserve">                </w:t>
       </w:r>
       <w:r>
         <w:rPr>
@@ -645,7 +650,7 @@
         <w:rPr>
           <w:rStyle w:val="NormalTok"/>
         </w:rPr>
-        <w:t xml:space="preserve">                      </w:t>
+        <w:t xml:space="preserve">                </w:t>
       </w:r>
       <w:r>
         <w:rPr>
@@ -804,7 +809,7 @@
         <w:rPr>
           <w:rStyle w:val="AttributeTok"/>
         </w:rPr>
-        <w:t xml:space="preserve">age_years =</w:t>
+        <w:t xml:space="preserve">age_yr =</w:t>
       </w:r>
       <w:r>
         <w:rPr>
@@ -951,7 +956,7 @@
         <w:rPr>
           <w:rStyle w:val="NormalTok"/>
         </w:rPr>
-        <w:t xml:space="preserve">               </w:t>
+        <w:t xml:space="preserve">          </w:t>
       </w:r>
       <w:r>
         <w:rPr>
@@ -1080,7 +1085,7 @@
         <w:rPr>
           <w:rStyle w:val="NormalTok"/>
         </w:rPr>
-        <w:t xml:space="preserve">               </w:t>
+        <w:t xml:space="preserve">          </w:t>
       </w:r>
       <w:r>
         <w:rPr>
@@ -1293,7 +1298,7 @@
         <w:rPr>
           <w:rStyle w:val="AttributeTok"/>
         </w:rPr>
-        <w:t xml:space="preserve">visits_as_nestling =</w:t>
+        <w:t xml:space="preserve">visits =</w:t>
       </w:r>
       <w:r>
         <w:rPr>
@@ -1464,7 +1469,7 @@
         <w:rPr>
           <w:rStyle w:val="NormalTok"/>
         </w:rPr>
-        <w:t xml:space="preserve">                         </w:t>
+        <w:t xml:space="preserve">            </w:t>
       </w:r>
       <w:r>
         <w:rPr>
@@ -1623,7 +1628,7 @@
         <w:rPr>
           <w:rStyle w:val="AttributeTok"/>
         </w:rPr>
-        <w:t xml:space="preserve">future_aggression =</w:t>
+        <w:t xml:space="preserve">aggression =</w:t>
       </w:r>
       <w:r>
         <w:rPr>
@@ -1794,7 +1799,7 @@
         <w:rPr>
           <w:rStyle w:val="NormalTok"/>
         </w:rPr>
-        <w:t xml:space="preserve">                        </w:t>
+        <w:t xml:space="preserve">                 </w:t>
       </w:r>
       <w:r>
         <w:rPr>
@@ -1929,7 +1934,7 @@
         <w:rPr>
           <w:rStyle w:val="NormalTok"/>
         </w:rPr>
-        <w:t xml:space="preserve">                        </w:t>
+        <w:t xml:space="preserve">                 </w:t>
       </w:r>
       <w:r>
         <w:rPr>
@@ -2094,7 +2099,7 @@
         <w:rPr>
           <w:rStyle w:val="AttributeTok"/>
         </w:rPr>
-        <w:t xml:space="preserve">species_number =</w:t>
+        <w:t xml:space="preserve">spp_n =</w:t>
       </w:r>
       <w:r>
         <w:rPr>
@@ -2337,7 +2342,7 @@
         <w:rPr>
           <w:rStyle w:val="NormalTok"/>
         </w:rPr>
-        <w:t xml:space="preserve"> species_number </w:t>
+        <w:t xml:space="preserve"> spp_n </w:t>
       </w:r>
       <w:r>
         <w:rPr>
@@ -2762,7 +2767,13 @@
               <w:t xml:space="preserve">Y variable</w:t>
             </w:r>
             <w:r>
-              <w:t xml:space="preserve">: Continuous numerical - Both variables should be measured (not manipulated)</w:t>
+              <w:t xml:space="preserve">: Continuous numerical - Both variables should be</w:t>
+            </w:r>
+            <w:r>
+              <w:t xml:space="preserve"> </w:t>
+            </w:r>
+            <w:r>
+              <w:t xml:space="preserve">measured (not manipulated)</w:t>
             </w:r>
           </w:p>
           <w:p>
@@ -2898,7 +2909,7 @@
         <w:rPr>
           <w:rStyle w:val="NormalTok"/>
         </w:rPr>
-        <w:t xml:space="preserve">visits_as_nestling, b_df</w:t>
+        <w:t xml:space="preserve">visits, b_df</w:t>
       </w:r>
       <w:r>
         <w:rPr>
@@ -2910,7 +2921,7 @@
         <w:rPr>
           <w:rStyle w:val="NormalTok"/>
         </w:rPr>
-        <w:t xml:space="preserve">future_aggression)</w:t>
+        <w:t xml:space="preserve">aggression)</w:t>
       </w:r>
       <w:r>
         <w:br/>
@@ -2948,24 +2959,6 @@
       </w:r>
       <w:r>
         <w:rPr>
-          <w:rStyle w:val="NormalTok"/>
-        </w:rPr>
-        <w:t xml:space="preserve">booby_cor_test </w:t>
-      </w:r>
-      <w:r>
-        <w:rPr>
-          <w:rStyle w:val="OtherTok"/>
-        </w:rPr>
-        <w:t xml:space="preserve">&lt;-</w:t>
-      </w:r>
-      <w:r>
-        <w:rPr>
-          <w:rStyle w:val="NormalTok"/>
-        </w:rPr>
-        <w:t xml:space="preserve"> </w:t>
-      </w:r>
-      <w:r>
-        <w:rPr>
           <w:rStyle w:val="FunctionTok"/>
         </w:rPr>
         <w:t xml:space="preserve">cor.test</w:t>
@@ -2986,7 +2979,7 @@
         <w:rPr>
           <w:rStyle w:val="NormalTok"/>
         </w:rPr>
-        <w:t xml:space="preserve">visits_as_nestling, b_df</w:t>
+        <w:t xml:space="preserve">visits, b_df</w:t>
       </w:r>
       <w:r>
         <w:rPr>
@@ -2998,19 +2991,7 @@
         <w:rPr>
           <w:rStyle w:val="NormalTok"/>
         </w:rPr>
-        <w:t xml:space="preserve">future_aggression)</w:t>
-      </w:r>
-      <w:r>
-        <w:br/>
-      </w:r>
-      <w:r>
-        <w:br/>
-      </w:r>
-      <w:r>
-        <w:rPr>
-          <w:rStyle w:val="NormalTok"/>
-        </w:rPr>
-        <w:t xml:space="preserve">booby_cor_test</w:t>
+        <w:t xml:space="preserve">aggression)</w:t>
       </w:r>
     </w:p>
     <w:p>
@@ -3036,7 +3017,7 @@
         <w:rPr>
           <w:rStyle w:val="VerbatimChar"/>
         </w:rPr>
-        <w:t xml:space="preserve">data:  b_df$visits_as_nestling and b_df$future_aggression</w:t>
+        <w:t xml:space="preserve">data:  b_df$visits and b_df$aggression</w:t>
       </w:r>
       <w:r>
         <w:br/>
@@ -3119,19 +3100,7 @@
         <w:rPr>
           <w:rStyle w:val="NormalTok"/>
         </w:rPr>
-        <w:t xml:space="preserve">r_squared </w:t>
-      </w:r>
-      <w:r>
-        <w:rPr>
-          <w:rStyle w:val="OtherTok"/>
-        </w:rPr>
-        <w:t xml:space="preserve">&lt;-</w:t>
-      </w:r>
-      <w:r>
-        <w:rPr>
-          <w:rStyle w:val="NormalTok"/>
-        </w:rPr>
-        <w:t xml:space="preserve"> booby_corr</w:t>
+        <w:t xml:space="preserve">booby_corr</w:t>
       </w:r>
       <w:r>
         <w:rPr>
@@ -3144,15 +3113,6 @@
           <w:rStyle w:val="DecValTok"/>
         </w:rPr>
         <w:t xml:space="preserve">2</w:t>
-      </w:r>
-      <w:r>
-        <w:br/>
-      </w:r>
-      <w:r>
-        <w:rPr>
-          <w:rStyle w:val="NormalTok"/>
-        </w:rPr>
-        <w:t xml:space="preserve">r_squared</w:t>
       </w:r>
     </w:p>
     <w:p>
@@ -3193,13 +3153,13 @@
         <w:rPr>
           <w:rStyle w:val="NormalTok"/>
         </w:rPr>
-        <w:t xml:space="preserve">booby_plot </w:t>
-      </w:r>
-      <w:r>
-        <w:rPr>
-          <w:rStyle w:val="OtherTok"/>
-        </w:rPr>
-        <w:t xml:space="preserve">&lt;-</w:t>
+        <w:t xml:space="preserve">b_df </w:t>
+      </w:r>
+      <w:r>
+        <w:rPr>
+          <w:rStyle w:val="SpecialCharTok"/>
+        </w:rPr>
+        <w:t xml:space="preserve">%&gt;%</w:t>
       </w:r>
       <w:r>
         <w:rPr>
@@ -3208,6 +3168,15 @@
         <w:t xml:space="preserve"> </w:t>
       </w:r>
       <w:r>
+        <w:br/>
+      </w:r>
+      <w:r>
+        <w:rPr>
+          <w:rStyle w:val="NormalTok"/>
+        </w:rPr>
+        <w:t xml:space="preserve">  </w:t>
+      </w:r>
+      <w:r>
         <w:rPr>
           <w:rStyle w:val="FunctionTok"/>
         </w:rPr>
@@ -3217,7 +3186,7 @@
         <w:rPr>
           <w:rStyle w:val="NormalTok"/>
         </w:rPr>
-        <w:t xml:space="preserve">(b_df, </w:t>
+        <w:t xml:space="preserve">(</w:t>
       </w:r>
       <w:r>
         <w:rPr>
@@ -3241,7 +3210,7 @@
         <w:rPr>
           <w:rStyle w:val="NormalTok"/>
         </w:rPr>
-        <w:t xml:space="preserve"> visits_as_nestling, </w:t>
+        <w:t xml:space="preserve"> visits, </w:t>
       </w:r>
       <w:r>
         <w:rPr>
@@ -3253,7 +3222,7 @@
         <w:rPr>
           <w:rStyle w:val="NormalTok"/>
         </w:rPr>
-        <w:t xml:space="preserve"> future_aggression)) </w:t>
+        <w:t xml:space="preserve"> aggression)) </w:t>
       </w:r>
       <w:r>
         <w:rPr>
@@ -3329,33 +3298,6 @@
           <w:rStyle w:val="NormalTok"/>
         </w:rPr>
         <w:t xml:space="preserve">) </w:t>
-      </w:r>
-      <w:r>
-        <w:br/>
-      </w:r>
-      <w:r>
-        <w:rPr>
-          <w:rStyle w:val="NormalTok"/>
-        </w:rPr>
-        <w:t xml:space="preserve">  </w:t>
-      </w:r>
-      <w:r>
-        <w:rPr>
-          <w:rStyle w:val="CommentTok"/>
-        </w:rPr>
-        <w:t xml:space="preserve"># geom_smooth(method = "lm", se = TRUE, color = "blue", alpha = 0.2) +</w:t>
-      </w:r>
-      <w:r>
-        <w:br/>
-      </w:r>
-      <w:r>
-        <w:br/>
-      </w:r>
-      <w:r>
-        <w:rPr>
-          <w:rStyle w:val="NormalTok"/>
-        </w:rPr>
-        <w:t xml:space="preserve">booby_plot</w:t>
       </w:r>
     </w:p>
     <w:p>
@@ -3534,7 +3476,13 @@
               <w:t xml:space="preserve">Direction</w:t>
             </w:r>
             <w:r>
-              <w:t xml:space="preserve">: Is the correlation positive or negative? What does this mean biologically?</w:t>
+              <w:t xml:space="preserve">: Is the correlation positive or negative? What does</w:t>
+            </w:r>
+            <w:r>
+              <w:t xml:space="preserve"> </w:t>
+            </w:r>
+            <w:r>
+              <w:t xml:space="preserve">this mean biologically?</w:t>
             </w:r>
           </w:p>
           <w:p>
@@ -3546,7 +3494,13 @@
               </w:numPr>
             </w:pPr>
             <w:r>
-              <w:t xml:space="preserve">Your answer: __________________________</w:t>
+              <w:t xml:space="preserve">Your answer:</w:t>
+            </w:r>
+            <w:r>
+              <w:t xml:space="preserve"> </w:t>
+            </w:r>
+            <w:r>
+              <w:t xml:space="preserve">__________________________</w:t>
             </w:r>
           </w:p>
           <w:p>
@@ -3565,7 +3519,13 @@
               <w:t xml:space="preserve">Strength</w:t>
             </w:r>
             <w:r>
-              <w:t xml:space="preserve">: How would you classify this correlation (weak, moderate, strong)?</w:t>
+              <w:t xml:space="preserve">: How would you classify this correlation (weak,</w:t>
+            </w:r>
+            <w:r>
+              <w:t xml:space="preserve"> </w:t>
+            </w:r>
+            <w:r>
+              <w:t xml:space="preserve">moderate, strong)?</w:t>
             </w:r>
           </w:p>
           <w:p>
@@ -3577,7 +3537,13 @@
               </w:numPr>
             </w:pPr>
             <w:r>
-              <w:t xml:space="preserve">Your answer: __________________________</w:t>
+              <w:t xml:space="preserve">Your answer:</w:t>
+            </w:r>
+            <w:r>
+              <w:t xml:space="preserve"> </w:t>
+            </w:r>
+            <w:r>
+              <w:t xml:space="preserve">__________________________</w:t>
             </w:r>
           </w:p>
           <w:p>
@@ -3596,7 +3562,13 @@
               <w:t xml:space="preserve">Significance</w:t>
             </w:r>
             <w:r>
-              <w:t xml:space="preserve">: Is the correlation statistically significant? What is the p-value?</w:t>
+              <w:t xml:space="preserve">: Is the correlation statistically significant? What</w:t>
+            </w:r>
+            <w:r>
+              <w:t xml:space="preserve"> </w:t>
+            </w:r>
+            <w:r>
+              <w:t xml:space="preserve">is the p-value?</w:t>
             </w:r>
           </w:p>
           <w:p>
@@ -3608,7 +3580,13 @@
               </w:numPr>
             </w:pPr>
             <w:r>
-              <w:t xml:space="preserve">Your answer: __________________________</w:t>
+              <w:t xml:space="preserve">Your answer:</w:t>
+            </w:r>
+            <w:r>
+              <w:t xml:space="preserve"> </w:t>
+            </w:r>
+            <w:r>
+              <w:t xml:space="preserve">__________________________</w:t>
             </w:r>
           </w:p>
           <w:p>
@@ -3627,7 +3605,13 @@
               <w:t xml:space="preserve">Variance explained</w:t>
             </w:r>
             <w:r>
-              <w:t xml:space="preserve">: What percentage of variance in adult aggression is explained by nestling visits?</w:t>
+              <w:t xml:space="preserve">: What percentage of variance in adult</w:t>
+            </w:r>
+            <w:r>
+              <w:t xml:space="preserve"> </w:t>
+            </w:r>
+            <w:r>
+              <w:t xml:space="preserve">aggression is explained by nestling visits?</w:t>
             </w:r>
           </w:p>
           <w:p>
@@ -3639,7 +3623,13 @@
               </w:numPr>
             </w:pPr>
             <w:r>
-              <w:t xml:space="preserve">Your answer: __________________________</w:t>
+              <w:t xml:space="preserve">Your answer:</w:t>
+            </w:r>
+            <w:r>
+              <w:t xml:space="preserve"> </w:t>
+            </w:r>
+            <w:r>
+              <w:t xml:space="preserve">__________________________</w:t>
             </w:r>
           </w:p>
         </w:tc>
@@ -3670,24 +3660,6 @@
       </w:r>
       <w:r>
         <w:rPr>
-          <w:rStyle w:val="NormalTok"/>
-        </w:rPr>
-        <w:t xml:space="preserve">shapiro_visits </w:t>
-      </w:r>
-      <w:r>
-        <w:rPr>
-          <w:rStyle w:val="OtherTok"/>
-        </w:rPr>
-        <w:t xml:space="preserve">&lt;-</w:t>
-      </w:r>
-      <w:r>
-        <w:rPr>
-          <w:rStyle w:val="NormalTok"/>
-        </w:rPr>
-        <w:t xml:space="preserve"> </w:t>
-      </w:r>
-      <w:r>
-        <w:rPr>
           <w:rStyle w:val="FunctionTok"/>
         </w:rPr>
         <w:t xml:space="preserve">shapiro.test</w:t>
@@ -3708,61 +3680,7 @@
         <w:rPr>
           <w:rStyle w:val="NormalTok"/>
         </w:rPr>
-        <w:t xml:space="preserve">visits_as_nestling)</w:t>
-      </w:r>
-      <w:r>
-        <w:br/>
-      </w:r>
-      <w:r>
-        <w:rPr>
-          <w:rStyle w:val="NormalTok"/>
-        </w:rPr>
-        <w:t xml:space="preserve">shapiro_aggression </w:t>
-      </w:r>
-      <w:r>
-        <w:rPr>
-          <w:rStyle w:val="OtherTok"/>
-        </w:rPr>
-        <w:t xml:space="preserve">&lt;-</w:t>
-      </w:r>
-      <w:r>
-        <w:rPr>
-          <w:rStyle w:val="NormalTok"/>
-        </w:rPr>
-        <w:t xml:space="preserve"> </w:t>
-      </w:r>
-      <w:r>
-        <w:rPr>
-          <w:rStyle w:val="FunctionTok"/>
-        </w:rPr>
-        <w:t xml:space="preserve">shapiro.test</w:t>
-      </w:r>
-      <w:r>
-        <w:rPr>
-          <w:rStyle w:val="NormalTok"/>
-        </w:rPr>
-        <w:t xml:space="preserve">(b_df</w:t>
-      </w:r>
-      <w:r>
-        <w:rPr>
-          <w:rStyle w:val="SpecialCharTok"/>
-        </w:rPr>
-        <w:t xml:space="preserve">$</w:t>
-      </w:r>
-      <w:r>
-        <w:rPr>
-          <w:rStyle w:val="NormalTok"/>
-        </w:rPr>
-        <w:t xml:space="preserve">future_aggression)</w:t>
-      </w:r>
-      <w:r>
-        <w:br/>
-      </w:r>
-      <w:r>
-        <w:rPr>
-          <w:rStyle w:val="NormalTok"/>
-        </w:rPr>
-        <w:t xml:space="preserve">shapiro_visits</w:t>
+        <w:t xml:space="preserve">visits)</w:t>
       </w:r>
     </w:p>
     <w:p>
@@ -3788,7 +3706,7 @@
         <w:rPr>
           <w:rStyle w:val="VerbatimChar"/>
         </w:rPr>
-        <w:t xml:space="preserve">data:  b_df$visits_as_nestling</w:t>
+        <w:t xml:space="preserve">data:  b_df$visits</w:t>
       </w:r>
       <w:r>
         <w:br/>
@@ -3806,9 +3724,27 @@
       </w:pPr>
       <w:r>
         <w:rPr>
-          <w:rStyle w:val="NormalTok"/>
-        </w:rPr>
-        <w:t xml:space="preserve">shapiro_aggression</w:t>
+          <w:rStyle w:val="FunctionTok"/>
+        </w:rPr>
+        <w:t xml:space="preserve">shapiro.test</w:t>
+      </w:r>
+      <w:r>
+        <w:rPr>
+          <w:rStyle w:val="NormalTok"/>
+        </w:rPr>
+        <w:t xml:space="preserve">(b_df</w:t>
+      </w:r>
+      <w:r>
+        <w:rPr>
+          <w:rStyle w:val="SpecialCharTok"/>
+        </w:rPr>
+        <w:t xml:space="preserve">$</w:t>
+      </w:r>
+      <w:r>
+        <w:rPr>
+          <w:rStyle w:val="NormalTok"/>
+        </w:rPr>
+        <w:t xml:space="preserve">aggression)</w:t>
       </w:r>
     </w:p>
     <w:p>
@@ -3834,7 +3770,7 @@
         <w:rPr>
           <w:rStyle w:val="VerbatimChar"/>
         </w:rPr>
-        <w:t xml:space="preserve">data:  b_df$future_aggression</w:t>
+        <w:t xml:space="preserve">data:  b_df$aggression</w:t>
       </w:r>
       <w:r>
         <w:br/>
@@ -3911,7 +3847,7 @@
         <w:rPr>
           <w:rStyle w:val="NormalTok"/>
         </w:rPr>
-        <w:t xml:space="preserve"> visits_as_nestling)) </w:t>
+        <w:t xml:space="preserve"> visits)) </w:t>
       </w:r>
       <w:r>
         <w:rPr>
@@ -4196,7 +4132,7 @@
         <w:rPr>
           <w:rStyle w:val="NormalTok"/>
         </w:rPr>
-        <w:t xml:space="preserve"> future_aggression)) </w:t>
+        <w:t xml:space="preserve"> aggression)) </w:t>
       </w:r>
       <w:r>
         <w:rPr>
@@ -4481,7 +4417,7 @@
         <w:rPr>
           <w:rStyle w:val="NormalTok"/>
         </w:rPr>
-        <w:t xml:space="preserve"> visits_as_nestling)) </w:t>
+        <w:t xml:space="preserve"> visits)) </w:t>
       </w:r>
       <w:r>
         <w:rPr>
@@ -4718,7 +4654,7 @@
         <w:rPr>
           <w:rStyle w:val="NormalTok"/>
         </w:rPr>
-        <w:t xml:space="preserve"> future_aggression)) </w:t>
+        <w:t xml:space="preserve"> aggression)) </w:t>
       </w:r>
       <w:r>
         <w:rPr>
@@ -5112,7 +5048,13 @@
               <w:spacing w:before="16"/>
             </w:pPr>
             <w:r>
-              <w:t xml:space="preserve">If normality assumptions are violated (p &lt; 0.05 in Shapiro-Wilk test), consider:</w:t>
+              <w:t xml:space="preserve">If normality assumptions are violated (p &lt; 0.05 in Shapiro-Wilk test),</w:t>
+            </w:r>
+            <w:r>
+              <w:t xml:space="preserve"> </w:t>
+            </w:r>
+            <w:r>
+              <w:t xml:space="preserve">consider:</w:t>
             </w:r>
           </w:p>
           <w:p>
@@ -5210,24 +5152,6 @@
       </w:r>
       <w:r>
         <w:rPr>
-          <w:rStyle w:val="NormalTok"/>
-        </w:rPr>
-        <w:t xml:space="preserve">spearman_test </w:t>
-      </w:r>
-      <w:r>
-        <w:rPr>
-          <w:rStyle w:val="OtherTok"/>
-        </w:rPr>
-        <w:t xml:space="preserve">&lt;-</w:t>
-      </w:r>
-      <w:r>
-        <w:rPr>
-          <w:rStyle w:val="NormalTok"/>
-        </w:rPr>
-        <w:t xml:space="preserve"> </w:t>
-      </w:r>
-      <w:r>
-        <w:rPr>
           <w:rStyle w:val="FunctionTok"/>
         </w:rPr>
         <w:t xml:space="preserve">cor.test</w:t>
@@ -5248,16 +5172,16 @@
         <w:rPr>
           <w:rStyle w:val="NormalTok"/>
         </w:rPr>
-        <w:t xml:space="preserve">visits_as_nestling, </w:t>
-      </w:r>
-      <w:r>
-        <w:br/>
-      </w:r>
-      <w:r>
-        <w:rPr>
-          <w:rStyle w:val="NormalTok"/>
-        </w:rPr>
-        <w:t xml:space="preserve">                          b_df</w:t>
+        <w:t xml:space="preserve">visits, </w:t>
+      </w:r>
+      <w:r>
+        <w:br/>
+      </w:r>
+      <w:r>
+        <w:rPr>
+          <w:rStyle w:val="NormalTok"/>
+        </w:rPr>
+        <w:t xml:space="preserve">         b_df</w:t>
       </w:r>
       <w:r>
         <w:rPr>
@@ -5269,16 +5193,16 @@
         <w:rPr>
           <w:rStyle w:val="NormalTok"/>
         </w:rPr>
-        <w:t xml:space="preserve">future_aggression, </w:t>
-      </w:r>
-      <w:r>
-        <w:br/>
-      </w:r>
-      <w:r>
-        <w:rPr>
-          <w:rStyle w:val="NormalTok"/>
-        </w:rPr>
-        <w:t xml:space="preserve">                          </w:t>
+        <w:t xml:space="preserve">aggression, </w:t>
+      </w:r>
+      <w:r>
+        <w:br/>
+      </w:r>
+      <w:r>
+        <w:rPr>
+          <w:rStyle w:val="NormalTok"/>
+        </w:rPr>
+        <w:t xml:space="preserve">         </w:t>
       </w:r>
       <w:r>
         <w:rPr>
@@ -5313,7 +5237,7 @@
         <w:rPr>
           <w:rStyle w:val="VerbatimChar"/>
         </w:rPr>
-        <w:t xml:space="preserve">Warning in cor.test.default(b_df$visits_as_nestling, b_df$future_aggression, :</w:t>
+        <w:t xml:space="preserve">Warning in cor.test.default(b_df$visits, b_df$aggression, method = "spearman"):</w:t>
       </w:r>
       <w:r>
         <w:br/>
@@ -5330,17 +5254,6 @@
         <w:pStyle w:val="SourceCode"/>
       </w:pPr>
       <w:r>
-        <w:rPr>
-          <w:rStyle w:val="NormalTok"/>
-        </w:rPr>
-        <w:t xml:space="preserve">spearman_test</w:t>
-      </w:r>
-    </w:p>
-    <w:p>
-      <w:pPr>
-        <w:pStyle w:val="SourceCode"/>
-      </w:pPr>
-      <w:r>
         <w:br/>
       </w:r>
       <w:r>
@@ -5359,7 +5272,7 @@
         <w:rPr>
           <w:rStyle w:val="VerbatimChar"/>
         </w:rPr>
-        <w:t xml:space="preserve">data:  b_df$visits_as_nestling and b_df$future_aggression</w:t>
+        <w:t xml:space="preserve">data:  b_df$visits and b_df$aggression</w:t>
       </w:r>
       <w:r>
         <w:br/>
@@ -5405,179 +5318,6 @@
           <w:rStyle w:val="VerbatimChar"/>
         </w:rPr>
         <w:t xml:space="preserve">0.472374 </w:t>
-      </w:r>
-    </w:p>
-    <w:p>
-      <w:pPr>
-        <w:pStyle w:val="SourceCode"/>
-      </w:pPr>
-      <w:r>
-        <w:rPr>
-          <w:rStyle w:val="CommentTok"/>
-        </w:rPr>
-        <w:t xml:space="preserve"># Compare with Pearson</w:t>
-      </w:r>
-      <w:r>
-        <w:br/>
-      </w:r>
-      <w:r>
-        <w:rPr>
-          <w:rStyle w:val="FunctionTok"/>
-        </w:rPr>
-        <w:t xml:space="preserve">print</w:t>
-      </w:r>
-      <w:r>
-        <w:rPr>
-          <w:rStyle w:val="NormalTok"/>
-        </w:rPr>
-        <w:t xml:space="preserve">(</w:t>
-      </w:r>
-      <w:r>
-        <w:rPr>
-          <w:rStyle w:val="FunctionTok"/>
-        </w:rPr>
-        <w:t xml:space="preserve">paste</w:t>
-      </w:r>
-      <w:r>
-        <w:rPr>
-          <w:rStyle w:val="NormalTok"/>
-        </w:rPr>
-        <w:t xml:space="preserve">(</w:t>
-      </w:r>
-      <w:r>
-        <w:rPr>
-          <w:rStyle w:val="StringTok"/>
-        </w:rPr>
-        <w:t xml:space="preserve">"Pearson r:"</w:t>
-      </w:r>
-      <w:r>
-        <w:rPr>
-          <w:rStyle w:val="NormalTok"/>
-        </w:rPr>
-        <w:t xml:space="preserve">, </w:t>
-      </w:r>
-      <w:r>
-        <w:rPr>
-          <w:rStyle w:val="FunctionTok"/>
-        </w:rPr>
-        <w:t xml:space="preserve">round</w:t>
-      </w:r>
-      <w:r>
-        <w:rPr>
-          <w:rStyle w:val="NormalTok"/>
-        </w:rPr>
-        <w:t xml:space="preserve">(booby_corr, </w:t>
-      </w:r>
-      <w:r>
-        <w:rPr>
-          <w:rStyle w:val="DecValTok"/>
-        </w:rPr>
-        <w:t xml:space="preserve">3</w:t>
-      </w:r>
-      <w:r>
-        <w:rPr>
-          <w:rStyle w:val="NormalTok"/>
-        </w:rPr>
-        <w:t xml:space="preserve">)))</w:t>
-      </w:r>
-    </w:p>
-    <w:p>
-      <w:pPr>
-        <w:pStyle w:val="SourceCode"/>
-      </w:pPr>
-      <w:r>
-        <w:rPr>
-          <w:rStyle w:val="VerbatimChar"/>
-        </w:rPr>
-        <w:t xml:space="preserve">[1] "Pearson r: 0.534"</w:t>
-      </w:r>
-    </w:p>
-    <w:p>
-      <w:pPr>
-        <w:pStyle w:val="SourceCode"/>
-      </w:pPr>
-      <w:r>
-        <w:rPr>
-          <w:rStyle w:val="FunctionTok"/>
-        </w:rPr>
-        <w:t xml:space="preserve">print</w:t>
-      </w:r>
-      <w:r>
-        <w:rPr>
-          <w:rStyle w:val="NormalTok"/>
-        </w:rPr>
-        <w:t xml:space="preserve">(</w:t>
-      </w:r>
-      <w:r>
-        <w:rPr>
-          <w:rStyle w:val="FunctionTok"/>
-        </w:rPr>
-        <w:t xml:space="preserve">paste</w:t>
-      </w:r>
-      <w:r>
-        <w:rPr>
-          <w:rStyle w:val="NormalTok"/>
-        </w:rPr>
-        <w:t xml:space="preserve">(</w:t>
-      </w:r>
-      <w:r>
-        <w:rPr>
-          <w:rStyle w:val="StringTok"/>
-        </w:rPr>
-        <w:t xml:space="preserve">"Spearman rho:"</w:t>
-      </w:r>
-      <w:r>
-        <w:rPr>
-          <w:rStyle w:val="NormalTok"/>
-        </w:rPr>
-        <w:t xml:space="preserve">, </w:t>
-      </w:r>
-      <w:r>
-        <w:rPr>
-          <w:rStyle w:val="FunctionTok"/>
-        </w:rPr>
-        <w:t xml:space="preserve">round</w:t>
-      </w:r>
-      <w:r>
-        <w:rPr>
-          <w:rStyle w:val="NormalTok"/>
-        </w:rPr>
-        <w:t xml:space="preserve">(spearman_test</w:t>
-      </w:r>
-      <w:r>
-        <w:rPr>
-          <w:rStyle w:val="SpecialCharTok"/>
-        </w:rPr>
-        <w:t xml:space="preserve">$</w:t>
-      </w:r>
-      <w:r>
-        <w:rPr>
-          <w:rStyle w:val="NormalTok"/>
-        </w:rPr>
-        <w:t xml:space="preserve">estimate, </w:t>
-      </w:r>
-      <w:r>
-        <w:rPr>
-          <w:rStyle w:val="DecValTok"/>
-        </w:rPr>
-        <w:t xml:space="preserve">3</w:t>
-      </w:r>
-      <w:r>
-        <w:rPr>
-          <w:rStyle w:val="NormalTok"/>
-        </w:rPr>
-        <w:t xml:space="preserve">)))</w:t>
-      </w:r>
-    </w:p>
-    <w:p>
-      <w:pPr>
-        <w:pStyle w:val="SourceCode"/>
-      </w:pPr>
-      <w:r>
-        <w:rPr>
-          <w:rStyle w:val="VerbatimChar"/>
-        </w:rPr>
-        <w:t xml:space="preserve">[1] "Spearman rho: 0.472"</w:t>
       </w:r>
     </w:p>
     <w:bookmarkEnd w:id="43"/>
@@ -5761,7 +5501,13 @@
               <w:t xml:space="preserve">Y variable (response)</w:t>
             </w:r>
             <w:r>
-              <w:t xml:space="preserve">: Continuous numerical - X can be fixed/controlled, Y is the outcome of interest</w:t>
+              <w:t xml:space="preserve">: Continuous numerical - X can be</w:t>
+            </w:r>
+            <w:r>
+              <w:t xml:space="preserve"> </w:t>
+            </w:r>
+            <w:r>
+              <w:t xml:space="preserve">fixed/controlled, Y is the outcome of interest</w:t>
             </w:r>
           </w:p>
           <w:p>
@@ -5916,7 +5662,7 @@
         <w:rPr>
           <w:rStyle w:val="NormalTok"/>
         </w:rPr>
-        <w:t xml:space="preserve">(age_years </w:t>
+        <w:t xml:space="preserve">(age_yr </w:t>
       </w:r>
       <w:r>
         <w:rPr>
@@ -5928,7 +5674,7 @@
         <w:rPr>
           <w:rStyle w:val="NormalTok"/>
         </w:rPr>
-        <w:t xml:space="preserve"> proportion_black, </w:t>
+        <w:t xml:space="preserve"> prop_black, </w:t>
       </w:r>
       <w:r>
         <w:rPr>
@@ -5990,7 +5736,7 @@
         <w:rPr>
           <w:rStyle w:val="VerbatimChar"/>
         </w:rPr>
-        <w:t xml:space="preserve">lm(formula = age_years ~ proportion_black, data = l_df)</w:t>
+        <w:t xml:space="preserve">lm(formula = age_yr ~ prop_black, data = l_df)</w:t>
       </w:r>
       <w:r>
         <w:br/>
@@ -6041,7 +5787,7 @@
         <w:rPr>
           <w:rStyle w:val="VerbatimChar"/>
         </w:rPr>
-        <w:t xml:space="preserve">                 Estimate Std. Error t value Pr(&gt;|t|)    </w:t>
+        <w:t xml:space="preserve">            Estimate Std. Error t value Pr(&gt;|t|)    </w:t>
       </w:r>
       <w:r>
         <w:br/>
@@ -6050,7 +5796,7 @@
         <w:rPr>
           <w:rStyle w:val="VerbatimChar"/>
         </w:rPr>
-        <w:t xml:space="preserve">(Intercept)        0.8790     0.5688   1.545    0.133    </w:t>
+        <w:t xml:space="preserve">(Intercept)   0.8790     0.5688   1.545    0.133    </w:t>
       </w:r>
       <w:r>
         <w:br/>
@@ -6059,7 +5805,7 @@
         <w:rPr>
           <w:rStyle w:val="VerbatimChar"/>
         </w:rPr>
-        <w:t xml:space="preserve">proportion_black  10.6471     1.5095   7.053 7.68e-08 ***</w:t>
+        <w:t xml:space="preserve">prop_black   10.6471     1.5095   7.053 7.68e-08 ***</w:t>
       </w:r>
       <w:r>
         <w:br/>
@@ -6239,7 +5985,19 @@
               <w:t xml:space="preserve">Regression equation</w:t>
             </w:r>
             <w:r>
-              <w:t xml:space="preserve">: Write the equation in the form: age = __________________________ + __________________________ × proportion_black</w:t>
+              <w:t xml:space="preserve">: Write the equation in the form: age =</w:t>
+            </w:r>
+            <w:r>
+              <w:t xml:space="preserve"> </w:t>
+            </w:r>
+            <w:r>
+              <w:t xml:space="preserve">__________________________ +</w:t>
+            </w:r>
+            <w:r>
+              <w:t xml:space="preserve"> </w:t>
+            </w:r>
+            <w:r>
+              <w:t xml:space="preserve">__________________________ × prop_black</w:t>
             </w:r>
           </w:p>
           <w:p>
@@ -6251,7 +6009,13 @@
               </w:numPr>
             </w:pPr>
             <w:r>
-              <w:t xml:space="preserve">Your answer: __________________________</w:t>
+              <w:t xml:space="preserve">Your answer:</w:t>
+            </w:r>
+            <w:r>
+              <w:t xml:space="preserve"> </w:t>
+            </w:r>
+            <w:r>
+              <w:t xml:space="preserve">__________________________</w:t>
             </w:r>
           </w:p>
           <w:p>
@@ -6270,7 +6034,13 @@
               <w:t xml:space="preserve">Slope interpretation</w:t>
             </w:r>
             <w:r>
-              <w:t xml:space="preserve">: What does the slope value mean in biological terms?</w:t>
+              <w:t xml:space="preserve">: What does the slope value mean in</w:t>
+            </w:r>
+            <w:r>
+              <w:t xml:space="preserve"> </w:t>
+            </w:r>
+            <w:r>
+              <w:t xml:space="preserve">biological terms?</w:t>
             </w:r>
           </w:p>
           <w:p>
@@ -6282,7 +6052,13 @@
               </w:numPr>
             </w:pPr>
             <w:r>
-              <w:t xml:space="preserve">Your answer: __________________________</w:t>
+              <w:t xml:space="preserve">Your answer:</w:t>
+            </w:r>
+            <w:r>
+              <w:t xml:space="preserve"> </w:t>
+            </w:r>
+            <w:r>
+              <w:t xml:space="preserve">__________________________</w:t>
             </w:r>
           </w:p>
           <w:p>
@@ -6301,7 +6077,13 @@
               <w:t xml:space="preserve">R-squared</w:t>
             </w:r>
             <w:r>
-              <w:t xml:space="preserve">: What percentage of variation in age is explained by nose blackness?</w:t>
+              <w:t xml:space="preserve">: What percentage of variation in age is explained by</w:t>
+            </w:r>
+            <w:r>
+              <w:t xml:space="preserve"> </w:t>
+            </w:r>
+            <w:r>
+              <w:t xml:space="preserve">nose blackness?</w:t>
             </w:r>
           </w:p>
           <w:p>
@@ -6313,7 +6095,13 @@
               </w:numPr>
             </w:pPr>
             <w:r>
-              <w:t xml:space="preserve">Your answer: __________________________</w:t>
+              <w:t xml:space="preserve">Your answer:</w:t>
+            </w:r>
+            <w:r>
+              <w:t xml:space="preserve"> </w:t>
+            </w:r>
+            <w:r>
+              <w:t xml:space="preserve">__________________________</w:t>
             </w:r>
           </w:p>
           <w:p>
@@ -6332,7 +6120,13 @@
               <w:t xml:space="preserve">Significance</w:t>
             </w:r>
             <w:r>
-              <w:t xml:space="preserve">: Is the relationship statistically significant? How do you know?</w:t>
+              <w:t xml:space="preserve">: Is the relationship statistically significant? How</w:t>
+            </w:r>
+            <w:r>
+              <w:t xml:space="preserve"> </w:t>
+            </w:r>
+            <w:r>
+              <w:t xml:space="preserve">do you know?</w:t>
             </w:r>
           </w:p>
           <w:p>
@@ -6344,7 +6138,13 @@
               </w:numPr>
             </w:pPr>
             <w:r>
-              <w:t xml:space="preserve">Your answer: __________________________</w:t>
+              <w:t xml:space="preserve">Your answer:</w:t>
+            </w:r>
+            <w:r>
+              <w:t xml:space="preserve"> </w:t>
+            </w:r>
+            <w:r>
+              <w:t xml:space="preserve">__________________________</w:t>
             </w:r>
           </w:p>
         </w:tc>
@@ -6377,13 +6177,13 @@
         <w:rPr>
           <w:rStyle w:val="NormalTok"/>
         </w:rPr>
-        <w:t xml:space="preserve">lion_plot </w:t>
-      </w:r>
-      <w:r>
-        <w:rPr>
-          <w:rStyle w:val="OtherTok"/>
-        </w:rPr>
-        <w:t xml:space="preserve">&lt;-</w:t>
+        <w:t xml:space="preserve">l_df </w:t>
+      </w:r>
+      <w:r>
+        <w:rPr>
+          <w:rStyle w:val="SpecialCharTok"/>
+        </w:rPr>
+        <w:t xml:space="preserve">%&gt;%</w:t>
       </w:r>
       <w:r>
         <w:rPr>
@@ -6392,6 +6192,15 @@
         <w:t xml:space="preserve"> </w:t>
       </w:r>
       <w:r>
+        <w:br/>
+      </w:r>
+      <w:r>
+        <w:rPr>
+          <w:rStyle w:val="NormalTok"/>
+        </w:rPr>
+        <w:t xml:space="preserve">  </w:t>
+      </w:r>
+      <w:r>
         <w:rPr>
           <w:rStyle w:val="FunctionTok"/>
         </w:rPr>
@@ -6401,7 +6210,7 @@
         <w:rPr>
           <w:rStyle w:val="NormalTok"/>
         </w:rPr>
-        <w:t xml:space="preserve">(l_df, </w:t>
+        <w:t xml:space="preserve">(</w:t>
       </w:r>
       <w:r>
         <w:rPr>
@@ -6425,7 +6234,7 @@
         <w:rPr>
           <w:rStyle w:val="NormalTok"/>
         </w:rPr>
-        <w:t xml:space="preserve"> proportion_black, </w:t>
+        <w:t xml:space="preserve"> prop_black, </w:t>
       </w:r>
       <w:r>
         <w:rPr>
@@ -6437,7 +6246,7 @@
         <w:rPr>
           <w:rStyle w:val="NormalTok"/>
         </w:rPr>
-        <w:t xml:space="preserve"> age_years)) </w:t>
+        <w:t xml:space="preserve"> age_yr)) </w:t>
       </w:r>
       <w:r>
         <w:rPr>
@@ -6660,18 +6469,6 @@
           <w:rStyle w:val="NormalTok"/>
         </w:rPr>
         <w:t xml:space="preserve">) </w:t>
-      </w:r>
-      <w:r>
-        <w:br/>
-      </w:r>
-      <w:r>
-        <w:br/>
-      </w:r>
-      <w:r>
-        <w:rPr>
-          <w:rStyle w:val="NormalTok"/>
-        </w:rPr>
-        <w:t xml:space="preserve">lion_plot</w:t>
       </w:r>
     </w:p>
     <w:p>
@@ -6850,7 +6647,13 @@
               <w:t xml:space="preserve">Confidence Interval</w:t>
             </w:r>
             <w:r>
-              <w:t xml:space="preserve">: Range for the mean age of ALL lions with that nose blackness</w:t>
+              <w:t xml:space="preserve">: Range for the mean age of ALL lions with</w:t>
+            </w:r>
+            <w:r>
+              <w:t xml:space="preserve"> </w:t>
+            </w:r>
+            <w:r>
+              <w:t xml:space="preserve">that nose blackness</w:t>
             </w:r>
           </w:p>
           <w:p>
@@ -6869,7 +6672,13 @@
               <w:t xml:space="preserve">Prediction Interval</w:t>
             </w:r>
             <w:r>
-              <w:t xml:space="preserve">: Range for an INDIVIDUAL lion with that nose blackness</w:t>
+              <w:t xml:space="preserve">: Range for an INDIVIDUAL lion with that nose</w:t>
+            </w:r>
+            <w:r>
+              <w:t xml:space="preserve"> </w:t>
+            </w:r>
+            <w:r>
+              <w:t xml:space="preserve">blackness</w:t>
             </w:r>
           </w:p>
           <w:p>
@@ -7797,7 +7606,13 @@
               <w:t xml:space="preserve">Linearity</w:t>
             </w:r>
             <w:r>
-              <w:t xml:space="preserve">: Does the relationship appear linear? (Check Residuals vs Fitted plot)</w:t>
+              <w:t xml:space="preserve">: Does the relationship appear linear? (Check Residuals</w:t>
+            </w:r>
+            <w:r>
+              <w:t xml:space="preserve"> </w:t>
+            </w:r>
+            <w:r>
+              <w:t xml:space="preserve">vs Fitted plot)</w:t>
             </w:r>
           </w:p>
           <w:p>
@@ -7809,7 +7624,13 @@
               </w:numPr>
             </w:pPr>
             <w:r>
-              <w:t xml:space="preserve">Your answer: __________________________</w:t>
+              <w:t xml:space="preserve">Your answer:</w:t>
+            </w:r>
+            <w:r>
+              <w:t xml:space="preserve"> </w:t>
+            </w:r>
+            <w:r>
+              <w:t xml:space="preserve">__________________________</w:t>
             </w:r>
           </w:p>
           <w:p>
@@ -7828,7 +7649,13 @@
               <w:t xml:space="preserve">Normality</w:t>
             </w:r>
             <w:r>
-              <w:t xml:space="preserve">: Are the residuals normally distributed? (Check Q-Q plot and Shapiro test)</w:t>
+              <w:t xml:space="preserve">: Are the residuals normally distributed? (Check Q-Q</w:t>
+            </w:r>
+            <w:r>
+              <w:t xml:space="preserve"> </w:t>
+            </w:r>
+            <w:r>
+              <w:t xml:space="preserve">plot and Shapiro test)</w:t>
             </w:r>
           </w:p>
           <w:p>
@@ -7840,7 +7667,13 @@
               </w:numPr>
             </w:pPr>
             <w:r>
-              <w:t xml:space="preserve">Your answer: __________________________</w:t>
+              <w:t xml:space="preserve">Your answer:</w:t>
+            </w:r>
+            <w:r>
+              <w:t xml:space="preserve"> </w:t>
+            </w:r>
+            <w:r>
+              <w:t xml:space="preserve">__________________________</w:t>
             </w:r>
           </w:p>
           <w:p>
@@ -7859,7 +7692,13 @@
               <w:t xml:space="preserve">Homoscedasticity</w:t>
             </w:r>
             <w:r>
-              <w:t xml:space="preserve">: Is the variance constant? (Check Scale-Location plot and BP test)</w:t>
+              <w:t xml:space="preserve">: Is the variance constant? (Check</w:t>
+            </w:r>
+            <w:r>
+              <w:t xml:space="preserve"> </w:t>
+            </w:r>
+            <w:r>
+              <w:t xml:space="preserve">Scale-Location plot and BP test)</w:t>
             </w:r>
           </w:p>
           <w:p>
@@ -7871,7 +7710,13 @@
               </w:numPr>
             </w:pPr>
             <w:r>
-              <w:t xml:space="preserve">Your answer: __________________________</w:t>
+              <w:t xml:space="preserve">Your answer:</w:t>
+            </w:r>
+            <w:r>
+              <w:t xml:space="preserve"> </w:t>
+            </w:r>
+            <w:r>
+              <w:t xml:space="preserve">__________________________</w:t>
             </w:r>
           </w:p>
           <w:p>
@@ -7890,7 +7735,13 @@
               <w:t xml:space="preserve">Influential points</w:t>
             </w:r>
             <w:r>
-              <w:t xml:space="preserve">: Are there any concerning influential observations?</w:t>
+              <w:t xml:space="preserve">: Are there any concerning influential</w:t>
+            </w:r>
+            <w:r>
+              <w:t xml:space="preserve"> </w:t>
+            </w:r>
+            <w:r>
+              <w:t xml:space="preserve">observations?</w:t>
             </w:r>
           </w:p>
           <w:p>
@@ -7902,7 +7753,13 @@
               </w:numPr>
             </w:pPr>
             <w:r>
-              <w:t xml:space="preserve">Your answer: __________________________</w:t>
+              <w:t xml:space="preserve">Your answer:</w:t>
+            </w:r>
+            <w:r>
+              <w:t xml:space="preserve"> </w:t>
+            </w:r>
+            <w:r>
+              <w:t xml:space="preserve">__________________________</w:t>
             </w:r>
           </w:p>
         </w:tc>
@@ -8112,7 +7969,7 @@
         <w:rPr>
           <w:rStyle w:val="NormalTok"/>
         </w:rPr>
-        <w:t xml:space="preserve">age_years </w:t>
+        <w:t xml:space="preserve">age_yr </w:t>
       </w:r>
       <w:r>
         <w:rPr>
@@ -8148,7 +8005,7 @@
         <w:rPr>
           <w:rStyle w:val="NormalTok"/>
         </w:rPr>
-        <w:t xml:space="preserve">age_years))</w:t>
+        <w:t xml:space="preserve">age_yr))</w:t>
       </w:r>
       <w:r>
         <w:rPr>
@@ -8739,7 +8596,7 @@
         <w:rPr>
           <w:rStyle w:val="NormalTok"/>
         </w:rPr>
-        <w:t xml:space="preserve">age_years)</w:t>
+        <w:t xml:space="preserve">age_yr)</w:t>
       </w:r>
       <w:r>
         <w:br/>
@@ -8847,7 +8704,7 @@
         <w:rPr>
           <w:rStyle w:val="NormalTok"/>
         </w:rPr>
-        <w:t xml:space="preserve"> proportion_black, </w:t>
+        <w:t xml:space="preserve"> prop_black, </w:t>
       </w:r>
       <w:r>
         <w:rPr>
@@ -8859,7 +8716,7 @@
         <w:rPr>
           <w:rStyle w:val="NormalTok"/>
         </w:rPr>
-        <w:t xml:space="preserve"> age_years)) </w:t>
+        <w:t xml:space="preserve"> age_yr)) </w:t>
       </w:r>
       <w:r>
         <w:rPr>
@@ -9210,7 +9067,7 @@
         <w:rPr>
           <w:rStyle w:val="NormalTok"/>
         </w:rPr>
-        <w:t xml:space="preserve"> proportion_black[example_point], </w:t>
+        <w:t xml:space="preserve"> prop_black[example_point], </w:t>
       </w:r>
       <w:r>
         <w:br/>
@@ -9231,7 +9088,7 @@
         <w:rPr>
           <w:rStyle w:val="NormalTok"/>
         </w:rPr>
-        <w:t xml:space="preserve"> age_years[example_point],</w:t>
+        <w:t xml:space="preserve"> age_yr[example_point],</w:t>
       </w:r>
       <w:r>
         <w:br/>
@@ -9252,7 +9109,7 @@
         <w:rPr>
           <w:rStyle w:val="NormalTok"/>
         </w:rPr>
-        <w:t xml:space="preserve"> proportion_black[example_point], </w:t>
+        <w:t xml:space="preserve"> prop_black[example_point], </w:t>
       </w:r>
       <w:r>
         <w:br/>
@@ -9381,7 +9238,7 @@
         <w:rPr>
           <w:rStyle w:val="NormalTok"/>
         </w:rPr>
-        <w:t xml:space="preserve"> proportion_black[example_point], </w:t>
+        <w:t xml:space="preserve"> prop_black[example_point], </w:t>
       </w:r>
       <w:r>
         <w:br/>
@@ -9423,7 +9280,7 @@
         <w:rPr>
           <w:rStyle w:val="NormalTok"/>
         </w:rPr>
-        <w:t xml:space="preserve"> proportion_black[example_point], </w:t>
+        <w:t xml:space="preserve"> prop_black[example_point], </w:t>
       </w:r>
       <w:r>
         <w:br/>
@@ -9735,7 +9592,7 @@
         <w:rPr>
           <w:rStyle w:val="NormalTok"/>
         </w:rPr>
-        <w:t xml:space="preserve">proportion_black[example_point] </w:t>
+        <w:t xml:space="preserve">prop_black[example_point] </w:t>
       </w:r>
       <w:r>
         <w:rPr>
@@ -9792,7 +9649,7 @@
         <w:rPr>
           <w:rStyle w:val="NormalTok"/>
         </w:rPr>
-        <w:t xml:space="preserve">age_years[example_point] </w:t>
+        <w:t xml:space="preserve">age_yr[example_point] </w:t>
       </w:r>
       <w:r>
         <w:rPr>
@@ -9954,7 +9811,7 @@
         <w:rPr>
           <w:rStyle w:val="NormalTok"/>
         </w:rPr>
-        <w:t xml:space="preserve">proportion_black[example_point] </w:t>
+        <w:t xml:space="preserve">prop_black[example_point] </w:t>
       </w:r>
       <w:r>
         <w:rPr>
@@ -10410,7 +10267,7 @@
         <w:rPr>
           <w:rStyle w:val="NormalTok"/>
         </w:rPr>
-        <w:t xml:space="preserve"> species_number, </w:t>
+        <w:t xml:space="preserve"> spp_n, </w:t>
       </w:r>
       <w:r>
         <w:rPr>
@@ -10472,7 +10329,7 @@
         <w:rPr>
           <w:rStyle w:val="VerbatimChar"/>
         </w:rPr>
-        <w:t xml:space="preserve">lm(formula = log_stability ~ species_number, data = p_df)</w:t>
+        <w:t xml:space="preserve">lm(formula = log_stability ~ spp_n, data = p_df)</w:t>
       </w:r>
       <w:r>
         <w:br/>
@@ -10523,7 +10380,7 @@
         <w:rPr>
           <w:rStyle w:val="VerbatimChar"/>
         </w:rPr>
-        <w:t xml:space="preserve">               Estimate Std. Error t value Pr(&gt;|t|)    </w:t>
+        <w:t xml:space="preserve">            Estimate Std. Error t value Pr(&gt;|t|)    </w:t>
       </w:r>
       <w:r>
         <w:br/>
@@ -10532,7 +10389,7 @@
         <w:rPr>
           <w:rStyle w:val="VerbatimChar"/>
         </w:rPr>
-        <w:t xml:space="preserve">(Intercept)    1.222902   0.039094  31.281  &lt; 2e-16 ***</w:t>
+        <w:t xml:space="preserve">(Intercept) 1.222902   0.039094  31.281  &lt; 2e-16 ***</w:t>
       </w:r>
       <w:r>
         <w:br/>
@@ -10541,7 +10398,7 @@
         <w:rPr>
           <w:rStyle w:val="VerbatimChar"/>
         </w:rPr>
-        <w:t xml:space="preserve">species_number 0.028881   0.004694   6.153 5.94e-09 ***</w:t>
+        <w:t xml:space="preserve">spp_n       0.028881   0.004694   6.153 5.94e-09 ***</w:t>
       </w:r>
       <w:r>
         <w:br/>
@@ -10657,7 +10514,7 @@
         <w:rPr>
           <w:rStyle w:val="NormalTok"/>
         </w:rPr>
-        <w:t xml:space="preserve"> species_number, </w:t>
+        <w:t xml:space="preserve"> spp_n, </w:t>
       </w:r>
       <w:r>
         <w:rPr>
@@ -10766,78 +10623,6 @@
           <w:rStyle w:val="StringTok"/>
         </w:rPr>
         <w:t xml:space="preserve">"lm"</w:t>
-      </w:r>
-      <w:r>
-        <w:rPr>
-          <w:rStyle w:val="NormalTok"/>
-        </w:rPr>
-        <w:t xml:space="preserve">, </w:t>
-      </w:r>
-      <w:r>
-        <w:rPr>
-          <w:rStyle w:val="AttributeTok"/>
-        </w:rPr>
-        <w:t xml:space="preserve">se =</w:t>
-      </w:r>
-      <w:r>
-        <w:rPr>
-          <w:rStyle w:val="NormalTok"/>
-        </w:rPr>
-        <w:t xml:space="preserve"> </w:t>
-      </w:r>
-      <w:r>
-        <w:rPr>
-          <w:rStyle w:val="ConstantTok"/>
-        </w:rPr>
-        <w:t xml:space="preserve">TRUE</w:t>
-      </w:r>
-      <w:r>
-        <w:rPr>
-          <w:rStyle w:val="NormalTok"/>
-        </w:rPr>
-        <w:t xml:space="preserve">, </w:t>
-      </w:r>
-      <w:r>
-        <w:rPr>
-          <w:rStyle w:val="AttributeTok"/>
-        </w:rPr>
-        <w:t xml:space="preserve">color =</w:t>
-      </w:r>
-      <w:r>
-        <w:rPr>
-          <w:rStyle w:val="NormalTok"/>
-        </w:rPr>
-        <w:t xml:space="preserve"> </w:t>
-      </w:r>
-      <w:r>
-        <w:rPr>
-          <w:rStyle w:val="StringTok"/>
-        </w:rPr>
-        <w:t xml:space="preserve">"darkgreen"</w:t>
-      </w:r>
-      <w:r>
-        <w:rPr>
-          <w:rStyle w:val="NormalTok"/>
-        </w:rPr>
-        <w:t xml:space="preserve">, </w:t>
-      </w:r>
-      <w:r>
-        <w:rPr>
-          <w:rStyle w:val="AttributeTok"/>
-        </w:rPr>
-        <w:t xml:space="preserve">fill =</w:t>
-      </w:r>
-      <w:r>
-        <w:rPr>
-          <w:rStyle w:val="NormalTok"/>
-        </w:rPr>
-        <w:t xml:space="preserve"> </w:t>
-      </w:r>
-      <w:r>
-        <w:rPr>
-          <w:rStyle w:val="StringTok"/>
-        </w:rPr>
-        <w:t xml:space="preserve">"lightgreen"</w:t>
       </w:r>
       <w:r>
         <w:rPr>
@@ -11060,7 +10845,13 @@
               </w:numPr>
             </w:pPr>
             <w:r>
-              <w:t xml:space="preserve">Your answer: __________________________</w:t>
+              <w:t xml:space="preserve">Your answer:</w:t>
+            </w:r>
+            <w:r>
+              <w:t xml:space="preserve"> </w:t>
+            </w:r>
+            <w:r>
+              <w:t xml:space="preserve">__________________________</w:t>
             </w:r>
           </w:p>
           <w:p>
@@ -11082,7 +10873,13 @@
               <w:t xml:space="preserve"> </w:t>
             </w:r>
             <w:r>
-              <w:t xml:space="preserve">(Compare standardized slopes or correlation)</w:t>
+              <w:t xml:space="preserve">(Compare standardized slopes</w:t>
+            </w:r>
+            <w:r>
+              <w:t xml:space="preserve"> </w:t>
+            </w:r>
+            <w:r>
+              <w:t xml:space="preserve">or correlation)</w:t>
             </w:r>
           </w:p>
           <w:p>
@@ -11094,7 +10891,13 @@
               </w:numPr>
             </w:pPr>
             <w:r>
-              <w:t xml:space="preserve">Your answer: __________________________</w:t>
+              <w:t xml:space="preserve">Your answer:</w:t>
+            </w:r>
+            <w:r>
+              <w:t xml:space="preserve"> </w:t>
+            </w:r>
+            <w:r>
+              <w:t xml:space="preserve">__________________________</w:t>
             </w:r>
           </w:p>
           <w:p>
@@ -11116,7 +10919,13 @@
               <w:t xml:space="preserve"> </w:t>
             </w:r>
             <w:r>
-              <w:t xml:space="preserve">(Compare standard errors relative to estimates)</w:t>
+              <w:t xml:space="preserve">(Compare standard errors</w:t>
+            </w:r>
+            <w:r>
+              <w:t xml:space="preserve"> </w:t>
+            </w:r>
+            <w:r>
+              <w:t xml:space="preserve">relative to estimates)</w:t>
             </w:r>
           </w:p>
           <w:p>
@@ -11128,7 +10937,13 @@
               </w:numPr>
             </w:pPr>
             <w:r>
-              <w:t xml:space="preserve">Your answer: __________________________</w:t>
+              <w:t xml:space="preserve">Your answer:</w:t>
+            </w:r>
+            <w:r>
+              <w:t xml:space="preserve"> </w:t>
+            </w:r>
+            <w:r>
+              <w:t xml:space="preserve">__________________________</w:t>
             </w:r>
           </w:p>
         </w:tc>
@@ -11646,7 +11461,21 @@
                 <w:b/>
                 <w:bCs/>
               </w:rPr>
-              <w:t xml:space="preserve">Forgetting about biological significance vs. statistical significance</w:t>
+              <w:t xml:space="preserve">Forgetting about biological significance vs. statistical</w:t>
+            </w:r>
+            <w:r>
+              <w:rPr>
+                <w:b/>
+                <w:bCs/>
+              </w:rPr>
+              <w:t xml:space="preserve"> </w:t>
+            </w:r>
+            <w:r>
+              <w:rPr>
+                <w:b/>
+                <w:bCs/>
+              </w:rPr>
+              <w:t xml:space="preserve">significance</w:t>
             </w:r>
           </w:p>
         </w:tc>

--- a/docs/ecostats_lectures/lecture_09/09_02_class_activity.docx
+++ b/docs/ecostats_lectures/lecture_09/09_02_class_activity.docx
@@ -2871,24 +2871,6 @@
       </w:r>
       <w:r>
         <w:rPr>
-          <w:rStyle w:val="NormalTok"/>
-        </w:rPr>
-        <w:t xml:space="preserve">booby_corr </w:t>
-      </w:r>
-      <w:r>
-        <w:rPr>
-          <w:rStyle w:val="OtherTok"/>
-        </w:rPr>
-        <w:t xml:space="preserve">&lt;-</w:t>
-      </w:r>
-      <w:r>
-        <w:rPr>
-          <w:rStyle w:val="NormalTok"/>
-        </w:rPr>
-        <w:t xml:space="preserve"> </w:t>
-      </w:r>
-      <w:r>
-        <w:rPr>
           <w:rStyle w:val="FunctionTok"/>
         </w:rPr>
         <w:t xml:space="preserve">cor</w:t>
@@ -2922,15 +2904,6 @@
           <w:rStyle w:val="NormalTok"/>
         </w:rPr>
         <w:t xml:space="preserve">aggression)</w:t>
-      </w:r>
-      <w:r>
-        <w:br/>
-      </w:r>
-      <w:r>
-        <w:rPr>
-          <w:rStyle w:val="NormalTok"/>
-        </w:rPr>
-        <w:t xml:space="preserve">booby_corr</w:t>
       </w:r>
     </w:p>
     <w:p>
